--- a/4/ИСУРО/ИСУРО_3_АлбахтинИВ.docx
+++ b/4/ИСУРО/ИСУРО_3_АлбахтинИВ.docx
@@ -2662,17 +2662,18 @@
         <w:pStyle w:val="Основнойтекстотчёта"/>
       </w:pPr>
       <w:r>
-        <w:t>Создан клиент «Альтаир». Реализация оформлена 30.01.2026 со склада материалов через подразделение «Торговое направление»: 50 шт. номенклатуры «Шуруп 4.5*40.0» по 100 руб. без НДС. Стоимость без НДС — 5 000 руб., НДС — 1 000 руб., итог — 6 000 руб. На основании реализации оформлен возврат товаров от клиента от 31.01.2026 на те же количество и сумму.</w:t>
+        <w:t>Для клиента «Альтаир» оформлена реализация товаров и услуг № 0000-000001 от 30.01.2026. Со склада материалов продано 50 шт. шурупов 4.5*40.0 по 120 руб. с НДС за штуку. Сумма документа — 6 000 руб., в том числе НДС 20 % — 1 000 руб. Подразделение — «Торговое направление».</w:t>
       </w:r>
     </w:p>
     <w:p>
       <w:pPr>
         <w:pStyle w:val="Иллюстрация"/>
+        <w:keepNext/>
       </w:pPr>
       <w:r>
         <w:drawing>
           <wp:inline xmlns:a="http://schemas.openxmlformats.org/drawingml/2006/main" xmlns:pic="http://schemas.openxmlformats.org/drawingml/2006/picture">
-            <wp:extent cx="5940000" cy="5091429"/>
+            <wp:extent cx="5850000" cy="3206250"/>
             <wp:docPr id="298370864" name="Picture 298370864"/>
             <wp:cNvGraphicFramePr>
               <a:graphicFrameLocks noChangeAspect="1"/>
@@ -2681,11 +2682,11 @@
               <a:graphicData uri="http://schemas.openxmlformats.org/drawingml/2006/picture">
                 <pic:pic>
                   <pic:nvPicPr>
-                    <pic:cNvPr id="0" name="13_sale_screws_draft.png"/>
+                    <pic:cNvPr id="0" name="image.jpg"/>
                     <pic:cNvPicPr/>
                   </pic:nvPicPr>
                   <pic:blipFill>
-                    <a:blip r:embed="rId42"/>
+                    <a:blip r:embed="rId6"/>
                     <a:stretch>
                       <a:fillRect/>
                     </a:stretch>
@@ -2693,7 +2694,7 @@
                   <pic:spPr>
                     <a:xfrm>
                       <a:off x="0" y="0"/>
-                      <a:ext cx="5940000" cy="5091429"/>
+                      <a:ext cx="5850000" cy="3206250"/>
                     </a:xfrm>
                     <a:prstGeom prst="rect"/>
                   </pic:spPr>
@@ -2709,7 +2710,175 @@
         <w:pStyle w:val="Подписьрисунка"/>
       </w:pPr>
       <w:r>
-        <w:t>Рисунок 13 – Номенклатура и количество в документе реализации клиенту «Альтаир»</w:t>
+        <w:t>Рисунок 13 – Товары и сумма реализации клиенту «Альтаир»</w:t>
+      </w:r>
+    </w:p>
+    <w:p>
+      <w:pPr>
+        <w:pStyle w:val="Основнойтекстотчёта"/>
+      </w:pPr>
+      <w:r>
+        <w:t>В регламентированном учёте отражены выручка Дт 62.01 Кт 91.01 на 6 000 руб. и НДС Дт 91.02 Кт 68.02 на 1 000 руб. Строка списания 50 шт. содержит количество, но денежная оценка себестоимости пока не рассчитана системой.</w:t>
+      </w:r>
+    </w:p>
+    <w:p>
+      <w:pPr>
+        <w:pStyle w:val="Иллюстрация"/>
+        <w:keepNext/>
+      </w:pPr>
+      <w:r>
+        <w:drawing>
+          <wp:inline xmlns:a="http://schemas.openxmlformats.org/drawingml/2006/main" xmlns:pic="http://schemas.openxmlformats.org/drawingml/2006/picture">
+            <wp:extent cx="5850000" cy="3656250"/>
+            <wp:docPr id="298370865" name="Picture 298370865"/>
+            <wp:cNvGraphicFramePr>
+              <a:graphicFrameLocks noChangeAspect="1"/>
+            </wp:cNvGraphicFramePr>
+            <a:graphic>
+              <a:graphicData uri="http://schemas.openxmlformats.org/drawingml/2006/picture">
+                <pic:pic>
+                  <pic:nvPicPr>
+                    <pic:cNvPr id="0" name="image.jpg"/>
+                    <pic:cNvPicPr/>
+                  </pic:nvPicPr>
+                  <pic:blipFill>
+                    <a:blip r:embed="rId7"/>
+                    <a:stretch>
+                      <a:fillRect/>
+                    </a:stretch>
+                  </pic:blipFill>
+                  <pic:spPr>
+                    <a:xfrm>
+                      <a:off x="0" y="0"/>
+                      <a:ext cx="5850000" cy="3656250"/>
+                    </a:xfrm>
+                    <a:prstGeom prst="rect"/>
+                  </pic:spPr>
+                </pic:pic>
+              </a:graphicData>
+            </a:graphic>
+          </wp:inline>
+        </w:drawing>
+      </w:r>
+    </w:p>
+    <w:p>
+      <w:pPr>
+        <w:pStyle w:val="Подписьрисунка"/>
+      </w:pPr>
+      <w:r>
+        <w:t>Рисунок 14 – Проводки реализации шурупов</w:t>
+      </w:r>
+    </w:p>
+    <w:p>
+      <w:pPr>
+        <w:pStyle w:val="Основнойтекстотчёта"/>
+      </w:pPr>
+      <w:r>
+        <w:t>На основании реализации создан возврат товаров от клиента № 0000-000001 от 31.01.2026. Покупатель вернул все 50 шурупов на склад материалов. Сумма возврата — 6 000 руб., в том числе НДС — 1 000 руб.; задолженность клиента уменьшена на сумму возврата.</w:t>
+      </w:r>
+    </w:p>
+    <w:p>
+      <w:pPr>
+        <w:pStyle w:val="Иллюстрация"/>
+        <w:keepNext/>
+      </w:pPr>
+      <w:r>
+        <w:drawing>
+          <wp:inline xmlns:a="http://schemas.openxmlformats.org/drawingml/2006/main" xmlns:pic="http://schemas.openxmlformats.org/drawingml/2006/picture">
+            <wp:extent cx="5850000" cy="3421698"/>
+            <wp:docPr id="298370866" name="Picture 298370866"/>
+            <wp:cNvGraphicFramePr>
+              <a:graphicFrameLocks noChangeAspect="1"/>
+            </wp:cNvGraphicFramePr>
+            <a:graphic>
+              <a:graphicData uri="http://schemas.openxmlformats.org/drawingml/2006/picture">
+                <pic:pic>
+                  <pic:nvPicPr>
+                    <pic:cNvPr id="0" name="image.jpg"/>
+                    <pic:cNvPicPr/>
+                  </pic:nvPicPr>
+                  <pic:blipFill>
+                    <a:blip r:embed="rId8"/>
+                    <a:stretch>
+                      <a:fillRect/>
+                    </a:stretch>
+                  </pic:blipFill>
+                  <pic:spPr>
+                    <a:xfrm>
+                      <a:off x="0" y="0"/>
+                      <a:ext cx="5850000" cy="3421698"/>
+                    </a:xfrm>
+                    <a:prstGeom prst="rect"/>
+                  </pic:spPr>
+                </pic:pic>
+              </a:graphicData>
+            </a:graphic>
+          </wp:inline>
+        </w:drawing>
+      </w:r>
+    </w:p>
+    <w:p>
+      <w:pPr>
+        <w:pStyle w:val="Подписьрисунка"/>
+      </w:pPr>
+      <w:r>
+        <w:t>Рисунок 15 – Возврат 50 шурупов от клиента</w:t>
+      </w:r>
+    </w:p>
+    <w:p>
+      <w:pPr>
+        <w:pStyle w:val="Основнойтекстотчёта"/>
+      </w:pPr>
+      <w:r>
+        <w:t>Возврат отражён в регламентированном учёте: сторнирована выручка по счетам 62.01 и 91.01, выполнен перенос НДС на 1 000 руб. Себестоимость возвращённых товаров будет уточнена после расчёта себестоимости.</w:t>
+      </w:r>
+    </w:p>
+    <w:p>
+      <w:pPr>
+        <w:pStyle w:val="Иллюстрация"/>
+        <w:keepNext/>
+      </w:pPr>
+      <w:r>
+        <w:drawing>
+          <wp:inline xmlns:a="http://schemas.openxmlformats.org/drawingml/2006/main" xmlns:pic="http://schemas.openxmlformats.org/drawingml/2006/picture">
+            <wp:extent cx="5850000" cy="3684375"/>
+            <wp:docPr id="298370867" name="Picture 298370867"/>
+            <wp:cNvGraphicFramePr>
+              <a:graphicFrameLocks noChangeAspect="1"/>
+            </wp:cNvGraphicFramePr>
+            <a:graphic>
+              <a:graphicData uri="http://schemas.openxmlformats.org/drawingml/2006/picture">
+                <pic:pic>
+                  <pic:nvPicPr>
+                    <pic:cNvPr id="0" name="image.jpg"/>
+                    <pic:cNvPicPr/>
+                  </pic:nvPicPr>
+                  <pic:blipFill>
+                    <a:blip r:embed="rId9"/>
+                    <a:stretch>
+                      <a:fillRect/>
+                    </a:stretch>
+                  </pic:blipFill>
+                  <pic:spPr>
+                    <a:xfrm>
+                      <a:off x="0" y="0"/>
+                      <a:ext cx="5850000" cy="3684375"/>
+                    </a:xfrm>
+                    <a:prstGeom prst="rect"/>
+                  </pic:spPr>
+                </pic:pic>
+              </a:graphicData>
+            </a:graphic>
+          </wp:inline>
+        </w:drawing>
+      </w:r>
+    </w:p>
+    <w:p>
+      <w:pPr>
+        <w:pStyle w:val="Подписьрисунка"/>
+      </w:pPr>
+      <w:r>
+        <w:t>Рисунок 16 – Проводки возврата от клиента</w:t>
       </w:r>
     </w:p>
     <w:p>
@@ -2725,7 +2894,880 @@
         <w:pStyle w:val="Основнойтекстотчёта"/>
       </w:pPr>
       <w:r>
-        <w:t>Для розничной продажи приобретено 10 столов по 6 300 руб. без НДС. Установлена розничная цена 2 700 руб., включающая НДС 20 %. Созданы склад «Торговый зал» и касса ККМ; пять столов перемещены в торговый зал. Розничная продажа одного стола оформлена за наличный расчёт на 2 700 руб., в том числе НДС 450 руб.</w:t>
+        <w:t>Для завершения розничного примера в настройках учебной базы включены розничные продажи и перемещение товаров между складами. От поставщика «Все для дома и офиса» оформлено отдельное приобретение товаров и услуг № 0000-000004 от 31.01.2026: 10 столов по 6 300 руб. без НДС, всего 63 000 руб. Товар поступил на склад товаров и готовой продукции.</w:t>
+      </w:r>
+    </w:p>
+    <w:p>
+      <w:pPr>
+        <w:pStyle w:val="Иллюстрация"/>
+        <w:keepNext/>
+      </w:pPr>
+      <w:r>
+        <w:drawing>
+          <wp:inline xmlns:a="http://schemas.openxmlformats.org/drawingml/2006/main" xmlns:pic="http://schemas.openxmlformats.org/drawingml/2006/picture">
+            <wp:extent cx="5850000" cy="3421698"/>
+            <wp:docPr id="298370868" name="Picture 298370868"/>
+            <wp:cNvGraphicFramePr>
+              <a:graphicFrameLocks noChangeAspect="1"/>
+            </wp:cNvGraphicFramePr>
+            <a:graphic>
+              <a:graphicData uri="http://schemas.openxmlformats.org/drawingml/2006/picture">
+                <pic:pic>
+                  <pic:nvPicPr>
+                    <pic:cNvPr id="0" name="image.jpg"/>
+                    <pic:cNvPicPr/>
+                  </pic:nvPicPr>
+                  <pic:blipFill>
+                    <a:blip r:embed="rId10"/>
+                    <a:stretch>
+                      <a:fillRect/>
+                    </a:stretch>
+                  </pic:blipFill>
+                  <pic:spPr>
+                    <a:xfrm>
+                      <a:off x="0" y="0"/>
+                      <a:ext cx="5850000" cy="3421698"/>
+                    </a:xfrm>
+                    <a:prstGeom prst="rect"/>
+                  </pic:spPr>
+                </pic:pic>
+              </a:graphicData>
+            </a:graphic>
+          </wp:inline>
+        </w:drawing>
+      </w:r>
+    </w:p>
+    <w:p>
+      <w:pPr>
+        <w:pStyle w:val="Подписьрисунка"/>
+      </w:pPr>
+      <w:r>
+        <w:t>Рисунок 17 – Приобретение партии столов для розницы</w:t>
+      </w:r>
+    </w:p>
+    <w:p>
+      <w:pPr>
+        <w:pStyle w:val="Иллюстрация"/>
+        <w:keepNext/>
+      </w:pPr>
+      <w:r>
+        <w:drawing>
+          <wp:inline xmlns:a="http://schemas.openxmlformats.org/drawingml/2006/main" xmlns:pic="http://schemas.openxmlformats.org/drawingml/2006/picture">
+            <wp:extent cx="5850000" cy="3421698"/>
+            <wp:docPr id="298370869" name="Picture 298370869"/>
+            <wp:cNvGraphicFramePr>
+              <a:graphicFrameLocks noChangeAspect="1"/>
+            </wp:cNvGraphicFramePr>
+            <a:graphic>
+              <a:graphicData uri="http://schemas.openxmlformats.org/drawingml/2006/picture">
+                <pic:pic>
+                  <pic:nvPicPr>
+                    <pic:cNvPr id="0" name="image.jpg"/>
+                    <pic:cNvPicPr/>
+                  </pic:nvPicPr>
+                  <pic:blipFill>
+                    <a:blip r:embed="rId11"/>
+                    <a:stretch>
+                      <a:fillRect/>
+                    </a:stretch>
+                  </pic:blipFill>
+                  <pic:spPr>
+                    <a:xfrm>
+                      <a:off x="0" y="0"/>
+                      <a:ext cx="5850000" cy="3421698"/>
+                    </a:xfrm>
+                    <a:prstGeom prst="rect"/>
+                  </pic:spPr>
+                </pic:pic>
+              </a:graphicData>
+            </a:graphic>
+          </wp:inline>
+        </w:drawing>
+      </w:r>
+    </w:p>
+    <w:p>
+      <w:pPr>
+        <w:pStyle w:val="Подписьрисунка"/>
+      </w:pPr>
+      <w:r>
+        <w:t>Рисунок 18 – Товарная строка приобретения 10 столов</w:t>
+      </w:r>
+    </w:p>
+    <w:p>
+      <w:pPr>
+        <w:pStyle w:val="Основнойтекстотчёта"/>
+      </w:pPr>
+      <w:r>
+        <w:t>Приобретение отражено в регламентированном учёте проводкой Дт 43 Кт 60.01 на 63 000 руб., количество — 10 столов. На рисунке 19 показан результат отражения документа.</w:t>
+      </w:r>
+    </w:p>
+    <w:p>
+      <w:pPr>
+        <w:pStyle w:val="Иллюстрация"/>
+        <w:keepNext/>
+      </w:pPr>
+      <w:r>
+        <w:drawing>
+          <wp:inline xmlns:a="http://schemas.openxmlformats.org/drawingml/2006/main" xmlns:pic="http://schemas.openxmlformats.org/drawingml/2006/picture">
+            <wp:extent cx="5850000" cy="2812500"/>
+            <wp:docPr id="298370870" name="Picture 298370870"/>
+            <wp:cNvGraphicFramePr>
+              <a:graphicFrameLocks noChangeAspect="1"/>
+            </wp:cNvGraphicFramePr>
+            <a:graphic>
+              <a:graphicData uri="http://schemas.openxmlformats.org/drawingml/2006/picture">
+                <pic:pic>
+                  <pic:nvPicPr>
+                    <pic:cNvPr id="0" name="image.jpg"/>
+                    <pic:cNvPicPr/>
+                  </pic:nvPicPr>
+                  <pic:blipFill>
+                    <a:blip r:embed="rId44"/>
+                    <a:stretch>
+                      <a:fillRect/>
+                    </a:stretch>
+                  </pic:blipFill>
+                  <pic:spPr>
+                    <a:xfrm>
+                      <a:off x="0" y="0"/>
+                      <a:ext cx="5850000" cy="2812500"/>
+                    </a:xfrm>
+                    <a:prstGeom prst="rect"/>
+                  </pic:spPr>
+                </pic:pic>
+              </a:graphicData>
+            </a:graphic>
+          </wp:inline>
+        </w:drawing>
+      </w:r>
+    </w:p>
+    <w:p>
+      <w:pPr>
+        <w:pStyle w:val="Подписьрисунка"/>
+      </w:pPr>
+      <w:r>
+        <w:t>Рисунок 19 – Проводка поступления партии столов на счёт 43</w:t>
+      </w:r>
+    </w:p>
+    <w:p>
+      <w:pPr>
+        <w:pStyle w:val="Основнойтекстотчёта"/>
+      </w:pPr>
+      <w:r>
+        <w:t>На основании приобретения создана установка цен номенклатуры № 00-00000001 от 31.01.2026. Цена стола в прайс-листе — 2 700 руб. При заполнении розничной продажи программа подставила эту цену автоматически. В учебном примере продажная цена ниже закупочной; она взята из задания, а не рассчитана как наценка.</w:t>
+      </w:r>
+    </w:p>
+    <w:p>
+      <w:pPr>
+        <w:pStyle w:val="Иллюстрация"/>
+        <w:keepNext/>
+      </w:pPr>
+      <w:r>
+        <w:drawing>
+          <wp:inline xmlns:a="http://schemas.openxmlformats.org/drawingml/2006/main" xmlns:pic="http://schemas.openxmlformats.org/drawingml/2006/picture">
+            <wp:extent cx="5850000" cy="2278125"/>
+            <wp:docPr id="298370871" name="Picture 298370871"/>
+            <wp:cNvGraphicFramePr>
+              <a:graphicFrameLocks noChangeAspect="1"/>
+            </wp:cNvGraphicFramePr>
+            <a:graphic>
+              <a:graphicData uri="http://schemas.openxmlformats.org/drawingml/2006/picture">
+                <pic:pic>
+                  <pic:nvPicPr>
+                    <pic:cNvPr id="0" name="image.jpg"/>
+                    <pic:cNvPicPr/>
+                  </pic:nvPicPr>
+                  <pic:blipFill>
+                    <a:blip r:embed="rId45"/>
+                    <a:stretch>
+                      <a:fillRect/>
+                    </a:stretch>
+                  </pic:blipFill>
+                  <pic:spPr>
+                    <a:xfrm>
+                      <a:off x="0" y="0"/>
+                      <a:ext cx="5850000" cy="2278125"/>
+                    </a:xfrm>
+                    <a:prstGeom prst="rect"/>
+                  </pic:spPr>
+                </pic:pic>
+              </a:graphicData>
+            </a:graphic>
+          </wp:inline>
+        </w:drawing>
+      </w:r>
+    </w:p>
+    <w:p>
+      <w:pPr>
+        <w:pStyle w:val="Подписьрисунка"/>
+      </w:pPr>
+      <w:r>
+        <w:t>Рисунок 20 – Установка цены стола в прайс-листе</w:t>
+      </w:r>
+    </w:p>
+    <w:p>
+      <w:pPr>
+        <w:pStyle w:val="Основнойтекстотчёта"/>
+      </w:pPr>
+      <w:r>
+        <w:t>Создан «Торговый зал» с типом «Розничный магазин», подразделением «Торговое направление» и включённым контролем свободных остатков.</w:t>
+      </w:r>
+    </w:p>
+    <w:p>
+      <w:pPr>
+        <w:pStyle w:val="Иллюстрация"/>
+        <w:keepNext/>
+      </w:pPr>
+      <w:r>
+        <w:drawing>
+          <wp:inline xmlns:a="http://schemas.openxmlformats.org/drawingml/2006/main" xmlns:pic="http://schemas.openxmlformats.org/drawingml/2006/picture">
+            <wp:extent cx="5850000" cy="3150000"/>
+            <wp:docPr id="298370872" name="Picture 298370872"/>
+            <wp:cNvGraphicFramePr>
+              <a:graphicFrameLocks noChangeAspect="1"/>
+            </wp:cNvGraphicFramePr>
+            <a:graphic>
+              <a:graphicData uri="http://schemas.openxmlformats.org/drawingml/2006/picture">
+                <pic:pic>
+                  <pic:nvPicPr>
+                    <pic:cNvPr id="0" name="image.jpg"/>
+                    <pic:cNvPicPr/>
+                  </pic:nvPicPr>
+                  <pic:blipFill>
+                    <a:blip r:embed="rId46"/>
+                    <a:stretch>
+                      <a:fillRect/>
+                    </a:stretch>
+                  </pic:blipFill>
+                  <pic:spPr>
+                    <a:xfrm>
+                      <a:off x="0" y="0"/>
+                      <a:ext cx="5850000" cy="3150000"/>
+                    </a:xfrm>
+                    <a:prstGeom prst="rect"/>
+                  </pic:spPr>
+                </pic:pic>
+              </a:graphicData>
+            </a:graphic>
+          </wp:inline>
+        </w:drawing>
+      </w:r>
+    </w:p>
+    <w:p>
+      <w:pPr>
+        <w:pStyle w:val="Подписьрисунка"/>
+      </w:pPr>
+      <w:r>
+        <w:t>Рисунок 21 – Настройки розничного магазина «Торговый зал»</w:t>
+      </w:r>
+    </w:p>
+    <w:p>
+      <w:pPr>
+        <w:pStyle w:val="Основнойтекстотчёта"/>
+      </w:pPr>
+      <w:r>
+        <w:t>Документом «Перемещение товаров» № 0000-000001 от 31.01.2026 12:00:00 пять столов перемещены со склада товаров и готовой продукции в торговый зал. Время перемещения установлено после приобретения и до розничной продажи.</w:t>
+      </w:r>
+    </w:p>
+    <w:p>
+      <w:pPr>
+        <w:pStyle w:val="Иллюстрация"/>
+        <w:keepNext/>
+      </w:pPr>
+      <w:r>
+        <w:drawing>
+          <wp:inline xmlns:a="http://schemas.openxmlformats.org/drawingml/2006/main" xmlns:pic="http://schemas.openxmlformats.org/drawingml/2006/picture">
+            <wp:extent cx="5850000" cy="2868750"/>
+            <wp:docPr id="298370873" name="Picture 298370873"/>
+            <wp:cNvGraphicFramePr>
+              <a:graphicFrameLocks noChangeAspect="1"/>
+            </wp:cNvGraphicFramePr>
+            <a:graphic>
+              <a:graphicData uri="http://schemas.openxmlformats.org/drawingml/2006/picture">
+                <pic:pic>
+                  <pic:nvPicPr>
+                    <pic:cNvPr id="0" name="image.jpg"/>
+                    <pic:cNvPicPr/>
+                  </pic:nvPicPr>
+                  <pic:blipFill>
+                    <a:blip r:embed="rId14"/>
+                    <a:stretch>
+                      <a:fillRect/>
+                    </a:stretch>
+                  </pic:blipFill>
+                  <pic:spPr>
+                    <a:xfrm>
+                      <a:off x="0" y="0"/>
+                      <a:ext cx="5850000" cy="2868750"/>
+                    </a:xfrm>
+                    <a:prstGeom prst="rect"/>
+                  </pic:spPr>
+                </pic:pic>
+              </a:graphicData>
+            </a:graphic>
+          </wp:inline>
+        </w:drawing>
+      </w:r>
+    </w:p>
+    <w:p>
+      <w:pPr>
+        <w:pStyle w:val="Подписьрисунка"/>
+      </w:pPr>
+      <w:r>
+        <w:t>Рисунок 22 – Перемещение пяти столов в торговый зал</w:t>
+      </w:r>
+    </w:p>
+    <w:p>
+      <w:pPr>
+        <w:pStyle w:val="Иллюстрация"/>
+        <w:keepNext/>
+      </w:pPr>
+      <w:r>
+        <w:drawing>
+          <wp:inline xmlns:a="http://schemas.openxmlformats.org/drawingml/2006/main" xmlns:pic="http://schemas.openxmlformats.org/drawingml/2006/picture">
+            <wp:extent cx="5850000" cy="3206250"/>
+            <wp:docPr id="298370874" name="Picture 298370874"/>
+            <wp:cNvGraphicFramePr>
+              <a:graphicFrameLocks noChangeAspect="1"/>
+            </wp:cNvGraphicFramePr>
+            <a:graphic>
+              <a:graphicData uri="http://schemas.openxmlformats.org/drawingml/2006/picture">
+                <pic:pic>
+                  <pic:nvPicPr>
+                    <pic:cNvPr id="0" name="image.jpg"/>
+                    <pic:cNvPicPr/>
+                  </pic:nvPicPr>
+                  <pic:blipFill>
+                    <a:blip r:embed="rId15"/>
+                    <a:stretch>
+                      <a:fillRect/>
+                    </a:stretch>
+                  </pic:blipFill>
+                  <pic:spPr>
+                    <a:xfrm>
+                      <a:off x="0" y="0"/>
+                      <a:ext cx="5850000" cy="3206250"/>
+                    </a:xfrm>
+                    <a:prstGeom prst="rect"/>
+                  </pic:spPr>
+                </pic:pic>
+              </a:graphicData>
+            </a:graphic>
+          </wp:inline>
+        </w:drawing>
+      </w:r>
+    </w:p>
+    <w:p>
+      <w:pPr>
+        <w:pStyle w:val="Подписьрисунка"/>
+      </w:pPr>
+      <w:r>
+        <w:t>Рисунок 23 – Количество столов в документе перемещения</w:t>
+      </w:r>
+    </w:p>
+    <w:p>
+      <w:pPr>
+        <w:pStyle w:val="Основнойтекстотчёта"/>
+      </w:pPr>
+      <w:r>
+        <w:t>Перемещение отражено в регламентированном учёте записью Дт 43 Кт 43: количество 5 шт. переносится между складскими аналитиками без изменения общего остатка организации. На рисунке 24 показаны проводки документа.</w:t>
+      </w:r>
+    </w:p>
+    <w:p>
+      <w:pPr>
+        <w:pStyle w:val="Иллюстрация"/>
+        <w:keepNext/>
+      </w:pPr>
+      <w:r>
+        <w:drawing>
+          <wp:inline xmlns:a="http://schemas.openxmlformats.org/drawingml/2006/main" xmlns:pic="http://schemas.openxmlformats.org/drawingml/2006/picture">
+            <wp:extent cx="5850000" cy="3684375"/>
+            <wp:docPr id="298370875" name="Picture 298370875"/>
+            <wp:cNvGraphicFramePr>
+              <a:graphicFrameLocks noChangeAspect="1"/>
+            </wp:cNvGraphicFramePr>
+            <a:graphic>
+              <a:graphicData uri="http://schemas.openxmlformats.org/drawingml/2006/picture">
+                <pic:pic>
+                  <pic:nvPicPr>
+                    <pic:cNvPr id="0" name="image.jpg"/>
+                    <pic:cNvPicPr/>
+                  </pic:nvPicPr>
+                  <pic:blipFill>
+                    <a:blip r:embed="rId16"/>
+                    <a:stretch>
+                      <a:fillRect/>
+                    </a:stretch>
+                  </pic:blipFill>
+                  <pic:spPr>
+                    <a:xfrm>
+                      <a:off x="0" y="0"/>
+                      <a:ext cx="5850000" cy="3684375"/>
+                    </a:xfrm>
+                    <a:prstGeom prst="rect"/>
+                  </pic:spPr>
+                </pic:pic>
+              </a:graphicData>
+            </a:graphic>
+          </wp:inline>
+        </w:drawing>
+      </w:r>
+    </w:p>
+    <w:p>
+      <w:pPr>
+        <w:pStyle w:val="Подписьрисунка"/>
+      </w:pPr>
+      <w:r>
+        <w:t>Рисунок 24 – Проводки перемещения столов между складами</w:t>
+      </w:r>
+    </w:p>
+    <w:p>
+      <w:pPr>
+        <w:pStyle w:val="Основнойтекстотчёта"/>
+      </w:pPr>
+      <w:r>
+        <w:t>Для магазина создана касса «ККМ Торговый зал - Албахтин» типа «Автономная ККМ» организации ООО «Мебель-Комплект» - Албахтин. Касса относится к подразделению «Торговое направление».</w:t>
+      </w:r>
+    </w:p>
+    <w:p>
+      <w:pPr>
+        <w:pStyle w:val="Иллюстрация"/>
+        <w:keepNext/>
+      </w:pPr>
+      <w:r>
+        <w:drawing>
+          <wp:inline xmlns:a="http://schemas.openxmlformats.org/drawingml/2006/main" xmlns:pic="http://schemas.openxmlformats.org/drawingml/2006/picture">
+            <wp:extent cx="5850000" cy="3684375"/>
+            <wp:docPr id="298370876" name="Picture 298370876"/>
+            <wp:cNvGraphicFramePr>
+              <a:graphicFrameLocks noChangeAspect="1"/>
+            </wp:cNvGraphicFramePr>
+            <a:graphic>
+              <a:graphicData uri="http://schemas.openxmlformats.org/drawingml/2006/picture">
+                <pic:pic>
+                  <pic:nvPicPr>
+                    <pic:cNvPr id="0" name="image.jpg"/>
+                    <pic:cNvPicPr/>
+                  </pic:nvPicPr>
+                  <pic:blipFill>
+                    <a:blip r:embed="rId22"/>
+                    <a:stretch>
+                      <a:fillRect/>
+                    </a:stretch>
+                  </pic:blipFill>
+                  <pic:spPr>
+                    <a:xfrm>
+                      <a:off x="0" y="0"/>
+                      <a:ext cx="5850000" cy="3684375"/>
+                    </a:xfrm>
+                    <a:prstGeom prst="rect"/>
+                  </pic:spPr>
+                </pic:pic>
+              </a:graphicData>
+            </a:graphic>
+          </wp:inline>
+        </w:drawing>
+      </w:r>
+    </w:p>
+    <w:p>
+      <w:pPr>
+        <w:pStyle w:val="Подписьрисунка"/>
+      </w:pPr>
+      <w:r>
+        <w:t>Рисунок 25 – Карточка автономной кассы ККМ</w:t>
+      </w:r>
+    </w:p>
+    <w:p>
+      <w:pPr>
+        <w:pStyle w:val="Основнойтекстотчёта"/>
+      </w:pPr>
+      <w:r>
+        <w:t>В отчёте о розничных продажах № 0000-000001 от 31.01.2026 18:00:00 оформлена продажа одного стола. Цена и сумма — 2 700 руб.; ставка НДС 20/120, налог в составе цены — 450 руб. Магазин — «Торговый зал», подразделение — «Торговое направление».</w:t>
+      </w:r>
+    </w:p>
+    <w:p>
+      <w:pPr>
+        <w:pStyle w:val="Иллюстрация"/>
+        <w:keepNext/>
+      </w:pPr>
+      <w:r>
+        <w:drawing>
+          <wp:inline xmlns:a="http://schemas.openxmlformats.org/drawingml/2006/main" xmlns:pic="http://schemas.openxmlformats.org/drawingml/2006/picture">
+            <wp:extent cx="5850000" cy="3712500"/>
+            <wp:docPr id="298370877" name="Picture 298370877"/>
+            <wp:cNvGraphicFramePr>
+              <a:graphicFrameLocks noChangeAspect="1"/>
+            </wp:cNvGraphicFramePr>
+            <a:graphic>
+              <a:graphicData uri="http://schemas.openxmlformats.org/drawingml/2006/picture">
+                <pic:pic>
+                  <pic:nvPicPr>
+                    <pic:cNvPr id="0" name="image.jpg"/>
+                    <pic:cNvPicPr/>
+                  </pic:nvPicPr>
+                  <pic:blipFill>
+                    <a:blip r:embed="rId18"/>
+                    <a:stretch>
+                      <a:fillRect/>
+                    </a:stretch>
+                  </pic:blipFill>
+                  <pic:spPr>
+                    <a:xfrm>
+                      <a:off x="0" y="0"/>
+                      <a:ext cx="5850000" cy="3712500"/>
+                    </a:xfrm>
+                    <a:prstGeom prst="rect"/>
+                  </pic:spPr>
+                </pic:pic>
+              </a:graphicData>
+            </a:graphic>
+          </wp:inline>
+        </w:drawing>
+      </w:r>
+    </w:p>
+    <w:p>
+      <w:pPr>
+        <w:pStyle w:val="Подписьрисунка"/>
+      </w:pPr>
+      <w:r>
+        <w:t>Рисунок 26 – Розничная продажа одного стола с НДС</w:t>
+      </w:r>
+    </w:p>
+    <w:p>
+      <w:pPr>
+        <w:pStyle w:val="Основнойтекстотчёта"/>
+      </w:pPr>
+      <w:r>
+        <w:t>Документ отражён в регламентированном учёте. Система сформировала Дт 50.02 Кт 91.01 на 2 700 руб., Дт 91.02 Кт 68.02 на 450 руб. и количественное списание одного стола Дт 91.02 Кт 43. Денежная оценка списания на момент проверки не заполнена: расчёт себестоимости ещё не выполнен.</w:t>
+      </w:r>
+    </w:p>
+    <w:p>
+      <w:pPr>
+        <w:pStyle w:val="Иллюстрация"/>
+        <w:keepNext/>
+      </w:pPr>
+      <w:r>
+        <w:drawing>
+          <wp:inline xmlns:a="http://schemas.openxmlformats.org/drawingml/2006/main" xmlns:pic="http://schemas.openxmlformats.org/drawingml/2006/picture">
+            <wp:extent cx="5850000" cy="3684375"/>
+            <wp:docPr id="298370878" name="Picture 298370878"/>
+            <wp:cNvGraphicFramePr>
+              <a:graphicFrameLocks noChangeAspect="1"/>
+            </wp:cNvGraphicFramePr>
+            <a:graphic>
+              <a:graphicData uri="http://schemas.openxmlformats.org/drawingml/2006/picture">
+                <pic:pic>
+                  <pic:nvPicPr>
+                    <pic:cNvPr id="0" name="image.jpg"/>
+                    <pic:cNvPicPr/>
+                  </pic:nvPicPr>
+                  <pic:blipFill>
+                    <a:blip r:embed="rId19"/>
+                    <a:stretch>
+                      <a:fillRect/>
+                    </a:stretch>
+                  </pic:blipFill>
+                  <pic:spPr>
+                    <a:xfrm>
+                      <a:off x="0" y="0"/>
+                      <a:ext cx="5850000" cy="3684375"/>
+                    </a:xfrm>
+                    <a:prstGeom prst="rect"/>
+                  </pic:spPr>
+                </pic:pic>
+              </a:graphicData>
+            </a:graphic>
+          </wp:inline>
+        </w:drawing>
+      </w:r>
+    </w:p>
+    <w:p>
+      <w:pPr>
+        <w:pStyle w:val="Подписьрисунка"/>
+      </w:pPr>
+      <w:r>
+        <w:t>Рисунок 27 – Проводки розничной реализации и предупреждение о себестоимости</w:t>
+      </w:r>
+    </w:p>
+    <w:p>
+      <w:pPr>
+        <w:pStyle w:val="Heading2"/>
+      </w:pPr>
+      <w:r>
+        <w:t>7 Контроль результатов</w:t>
+      </w:r>
+    </w:p>
+    <w:p>
+      <w:pPr>
+        <w:pStyle w:val="Основнойтекстотчёта"/>
+      </w:pPr>
+      <w:r>
+        <w:t>Ведомость по товарам на складах за 01.01–31.01.2026 подтверждает конечные остатки: 5 м³ сосновой доски и 100 шурупов на складе материалов, 5 столов на складе товаров и готовой продукции, 4 стола в торговом зале. Всего осталось 9 столов. На рисунке 28 показана складская ведомость.</w:t>
+      </w:r>
+    </w:p>
+    <w:p>
+      <w:pPr>
+        <w:pStyle w:val="Иллюстрация"/>
+        <w:keepNext/>
+      </w:pPr>
+      <w:r>
+        <w:drawing>
+          <wp:inline xmlns:a="http://schemas.openxmlformats.org/drawingml/2006/main" xmlns:pic="http://schemas.openxmlformats.org/drawingml/2006/picture">
+            <wp:extent cx="5850000" cy="3684375"/>
+            <wp:docPr id="298370879" name="Picture 298370879"/>
+            <wp:cNvGraphicFramePr>
+              <a:graphicFrameLocks noChangeAspect="1"/>
+            </wp:cNvGraphicFramePr>
+            <a:graphic>
+              <a:graphicData uri="http://schemas.openxmlformats.org/drawingml/2006/picture">
+                <pic:pic>
+                  <pic:nvPicPr>
+                    <pic:cNvPr id="0" name="image.jpg"/>
+                    <pic:cNvPicPr/>
+                  </pic:nvPicPr>
+                  <pic:blipFill>
+                    <a:blip r:embed="rId20"/>
+                    <a:stretch>
+                      <a:fillRect/>
+                    </a:stretch>
+                  </pic:blipFill>
+                  <pic:spPr>
+                    <a:xfrm>
+                      <a:off x="0" y="0"/>
+                      <a:ext cx="5850000" cy="3684375"/>
+                    </a:xfrm>
+                    <a:prstGeom prst="rect"/>
+                  </pic:spPr>
+                </pic:pic>
+              </a:graphicData>
+            </a:graphic>
+          </wp:inline>
+        </w:drawing>
+      </w:r>
+    </w:p>
+    <w:p>
+      <w:pPr>
+        <w:pStyle w:val="Подписьрисунка"/>
+      </w:pPr>
+      <w:r>
+        <w:t>Рисунок 28 – Конечные остатки по товарам на складах за январь</w:t>
+      </w:r>
+    </w:p>
+    <w:p>
+      <w:pPr>
+        <w:pStyle w:val="Основнойтекстотчёта"/>
+      </w:pPr>
+      <w:r>
+        <w:t>Для транспортно-заготовительных расходов 5 600 руб. проведён документ распределения № 00000000001 от 31.01.2026. Аналитика указывает на приобретение сосновой доски № 0000-000002 от 22.01.2026, показатель распределения — количество товаров, отбор — «Доска сосновая». После проведения в списке статья получила состояние «Готово к распределению» в управленческом, бухгалтерском и налоговом учёте. Окончательное увеличение стоимости партии и суммы списания в продажах требуют расчёта себестоимости.</w:t>
+      </w:r>
+    </w:p>
+    <w:p>
+      <w:pPr>
+        <w:pStyle w:val="Иллюстрация"/>
+        <w:keepNext/>
+      </w:pPr>
+      <w:r>
+        <w:drawing>
+          <wp:inline xmlns:a="http://schemas.openxmlformats.org/drawingml/2006/main" xmlns:pic="http://schemas.openxmlformats.org/drawingml/2006/picture">
+            <wp:extent cx="5850000" cy="2278125"/>
+            <wp:docPr id="298370880" name="Picture 298370880"/>
+            <wp:cNvGraphicFramePr>
+              <a:graphicFrameLocks noChangeAspect="1"/>
+            </wp:cNvGraphicFramePr>
+            <a:graphic>
+              <a:graphicData uri="http://schemas.openxmlformats.org/drawingml/2006/picture">
+                <pic:pic>
+                  <pic:nvPicPr>
+                    <pic:cNvPr id="0" name="image.jpg"/>
+                    <pic:cNvPicPr/>
+                  </pic:nvPicPr>
+                  <pic:blipFill>
+                    <a:blip r:embed="rId25"/>
+                    <a:stretch>
+                      <a:fillRect/>
+                    </a:stretch>
+                  </pic:blipFill>
+                  <pic:spPr>
+                    <a:xfrm>
+                      <a:off x="0" y="0"/>
+                      <a:ext cx="5850000" cy="2278125"/>
+                    </a:xfrm>
+                    <a:prstGeom prst="rect"/>
+                  </pic:spPr>
+                </pic:pic>
+              </a:graphicData>
+            </a:graphic>
+          </wp:inline>
+        </w:drawing>
+      </w:r>
+    </w:p>
+    <w:p>
+      <w:pPr>
+        <w:pStyle w:val="Подписьрисунка"/>
+      </w:pPr>
+      <w:r>
+        <w:t>Рисунок 29 – Проведённое распределение доставки на сумму 5 600 рублей</w:t>
+      </w:r>
+    </w:p>
+    <w:p>
+      <w:pPr>
+        <w:pStyle w:val="Иллюстрация"/>
+        <w:keepNext/>
+      </w:pPr>
+      <w:r>
+        <w:drawing>
+          <wp:inline xmlns:a="http://schemas.openxmlformats.org/drawingml/2006/main" xmlns:pic="http://schemas.openxmlformats.org/drawingml/2006/picture">
+            <wp:extent cx="5850000" cy="1659375"/>
+            <wp:docPr id="298370881" name="Picture 298370881"/>
+            <wp:cNvGraphicFramePr>
+              <a:graphicFrameLocks noChangeAspect="1"/>
+            </wp:cNvGraphicFramePr>
+            <a:graphic>
+              <a:graphicData uri="http://schemas.openxmlformats.org/drawingml/2006/picture">
+                <pic:pic>
+                  <pic:nvPicPr>
+                    <pic:cNvPr id="0" name="image.jpg"/>
+                    <pic:cNvPicPr/>
+                  </pic:nvPicPr>
+                  <pic:blipFill>
+                    <a:blip r:embed="rId43"/>
+                    <a:stretch>
+                      <a:fillRect/>
+                    </a:stretch>
+                  </pic:blipFill>
+                  <pic:spPr>
+                    <a:xfrm>
+                      <a:off x="0" y="0"/>
+                      <a:ext cx="5850000" cy="1659375"/>
+                    </a:xfrm>
+                    <a:prstGeom prst="rect"/>
+                  </pic:spPr>
+                </pic:pic>
+              </a:graphicData>
+            </a:graphic>
+          </wp:inline>
+        </w:drawing>
+      </w:r>
+    </w:p>
+    <w:p>
+      <w:pPr>
+        <w:pStyle w:val="Подписьрисунка"/>
+      </w:pPr>
+      <w:r>
+        <w:t>Рисунок 30 – Правило распределения доставки по количеству с отбором доски</w:t>
+      </w:r>
+    </w:p>
+    <w:p>
+      <w:pPr>
+        <w:pStyle w:val="Основнойтекстотчёта"/>
+      </w:pPr>
+      <w:r>
+        <w:t>Для проверки денежной оценки запасов запущено предварительное закрытие января 2026 года. Расчёт себестоимости не выполнен: 1С показывает состояние «Расчёт невозможен» и пояснение «Не настроены все разделы учётной политики». На рисунке 31 приведено сообщение программы.</w:t>
+      </w:r>
+    </w:p>
+    <w:p>
+      <w:pPr>
+        <w:pStyle w:val="Иллюстрация"/>
+        <w:keepNext/>
+      </w:pPr>
+      <w:r>
+        <w:drawing>
+          <wp:inline xmlns:a="http://schemas.openxmlformats.org/drawingml/2006/main" xmlns:pic="http://schemas.openxmlformats.org/drawingml/2006/picture">
+            <wp:extent cx="5850000" cy="3697642"/>
+            <wp:docPr id="298370882" name="Picture 298370882"/>
+            <wp:cNvGraphicFramePr>
+              <a:graphicFrameLocks noChangeAspect="1"/>
+            </wp:cNvGraphicFramePr>
+            <a:graphic>
+              <a:graphicData uri="http://schemas.openxmlformats.org/drawingml/2006/picture">
+                <pic:pic>
+                  <pic:nvPicPr>
+                    <pic:cNvPr id="0" name="image.jpg"/>
+                    <pic:cNvPicPr/>
+                  </pic:nvPicPr>
+                  <pic:blipFill>
+                    <a:blip r:embed="rId47"/>
+                    <a:stretch>
+                      <a:fillRect/>
+                    </a:stretch>
+                  </pic:blipFill>
+                  <pic:spPr>
+                    <a:xfrm>
+                      <a:off x="0" y="0"/>
+                      <a:ext cx="5850000" cy="3697642"/>
+                    </a:xfrm>
+                    <a:prstGeom prst="rect"/>
+                  </pic:spPr>
+                </pic:pic>
+              </a:graphicData>
+            </a:graphic>
+          </wp:inline>
+        </w:drawing>
+      </w:r>
+    </w:p>
+    <w:p>
+      <w:pPr>
+        <w:pStyle w:val="Подписьрисунка"/>
+      </w:pPr>
+      <w:r>
+        <w:t>Рисунок 31 – Сообщение 1С о невозможности расчёта за январь 2026 года</w:t>
+      </w:r>
+    </w:p>
+    <w:p>
+      <w:pPr>
+        <w:pStyle w:val="Основнойтекстотчёта"/>
+        <w:keepNext/>
+      </w:pPr>
+      <w:r>
+        <w:t>В карточке организации не заданы параметры налогообложения, финансового и бухгалтерского учёта (рисунок 32). Их значения не указаны в задании. После уточнения у преподавателя нужно заполнить учётную политику, повторить закрытие января и проверить себестоимость и стоимость остатков.</w:t>
+      </w:r>
+    </w:p>
+    <w:p>
+      <w:pPr>
+        <w:pStyle w:val="Иллюстрация"/>
+        <w:keepNext/>
+      </w:pPr>
+      <w:r>
+        <w:drawing>
+          <wp:inline xmlns:a="http://schemas.openxmlformats.org/drawingml/2006/main" xmlns:pic="http://schemas.openxmlformats.org/drawingml/2006/picture">
+            <wp:extent cx="5850000" cy="3697642"/>
+            <wp:docPr id="298370883" name="Picture 298370883"/>
+            <wp:cNvGraphicFramePr>
+              <a:graphicFrameLocks noChangeAspect="1"/>
+            </wp:cNvGraphicFramePr>
+            <a:graphic>
+              <a:graphicData uri="http://schemas.openxmlformats.org/drawingml/2006/picture">
+                <pic:pic>
+                  <pic:nvPicPr>
+                    <pic:cNvPr id="0" name="image.jpg"/>
+                    <pic:cNvPicPr/>
+                  </pic:nvPicPr>
+                  <pic:blipFill>
+                    <a:blip r:embed="rId48"/>
+                    <a:stretch>
+                      <a:fillRect/>
+                    </a:stretch>
+                  </pic:blipFill>
+                  <pic:spPr>
+                    <a:xfrm>
+                      <a:off x="0" y="0"/>
+                      <a:ext cx="5850000" cy="3697642"/>
+                    </a:xfrm>
+                    <a:prstGeom prst="rect"/>
+                  </pic:spPr>
+                </pic:pic>
+              </a:graphicData>
+            </a:graphic>
+          </wp:inline>
+        </w:drawing>
+      </w:r>
+    </w:p>
+    <w:p>
+      <w:pPr>
+        <w:pStyle w:val="Подписьрисунка"/>
+      </w:pPr>
+      <w:r>
+        <w:t>Рисунок 32 – Незаполненные параметры учётной политики учебной организации</w:t>
       </w:r>
     </w:p>
     <w:p>
@@ -2741,7 +3783,7 @@
         <w:pStyle w:val="Основнойтекстотчёта"/>
       </w:pPr>
       <w:r>
-        <w:t>В практической работе настроены справочники поставщиков, клиента, номенклатуры, складов и подразделений. Оформлены закупки материалов и готовой продукции, доставка с отнесением на транспортно-заготовительные расходы, возвраты поставщикам, оптовая реализация с возвратом от клиента и розничная продажа. Проверка регламентированного учёта подтвердила применение счетов 10.01, 10.ДР, 19.03, 43, 60.01 и 68.02 в соответствии с содержанием операций.</w:t>
+        <w:t>В учебной базе оформлены поступления материалов и столов, доставка, возвраты поставщикам, оптовая реализация и возврат от клиента, отдельная партия для розницы, установка цены, межскладское перемещение, касса ККМ и розничная продажа. Документ распределения доставки проведён, количественные остатки подтверждены ведомостью. Расчёт себестоимости остановлен из-за отсутствующих параметров учётной политики организации. Поэтому денежные суммы списания товаров и итоговая оценка запасов пока не подтверждены.</w:t>
       </w:r>
     </w:p>
     <w:sectPr>

--- a/4/ИСУРО/ИСУРО_3_АлбахтинИВ.docx
+++ b/4/ИСУРО/ИСУРО_3_АлбахтинИВ.docx
@@ -2718,7 +2718,7 @@
         <w:pStyle w:val="Основнойтекстотчёта"/>
       </w:pPr>
       <w:r>
-        <w:t>В регламентированном учёте отражены выручка Дт 62.01 Кт 91.01 на 6 000 руб. и НДС Дт 91.02 Кт 68.02 на 1 000 руб. Строка списания 50 шт. содержит количество, но денежная оценка себестоимости пока не рассчитана системой.</w:t>
+        <w:t>В регламентированном учёте отражены выручка Дт 62.01 Кт 91.01 на 6 000 руб. и НДС Дт 91.02 Кт 68.02 на 1 000 руб. При первичной проверке строка списания 50 шт. содержала только количество: денежная оценка появилась после расчёта себестоимости за январь.</w:t>
       </w:r>
     </w:p>
     <w:p>
@@ -2766,7 +2766,7 @@
         <w:pStyle w:val="Подписьрисунка"/>
       </w:pPr>
       <w:r>
-        <w:t>Рисунок 14 – Проводки реализации шурупов</w:t>
+        <w:t>Рисунок 14 – Проводки реализации до расчёта себестоимости</w:t>
       </w:r>
     </w:p>
     <w:p>
@@ -2830,7 +2830,7 @@
         <w:pStyle w:val="Основнойтекстотчёта"/>
       </w:pPr>
       <w:r>
-        <w:t>Возврат отражён в регламентированном учёте: сторнирована выручка по счетам 62.01 и 91.01, выполнен перенос НДС на 1 000 руб. Себестоимость возвращённых товаров будет уточнена после расчёта себестоимости.</w:t>
+        <w:t>Возврат отражён в регламентированном учёте: сторнирована выручка по счетам 62.01 и 91.01, выполнен перенос НДС на 1 000 руб. На первоначальном снимке себестоимость ещё не была рассчитана; окончательная сторнирующая сумма показана далее.</w:t>
       </w:r>
     </w:p>
     <w:p>
@@ -2878,7 +2878,7 @@
         <w:pStyle w:val="Подписьрисунка"/>
       </w:pPr>
       <w:r>
-        <w:t>Рисунок 16 – Проводки возврата от клиента</w:t>
+        <w:t>Рисунок 16 – Проводки возврата до расчёта себестоимости</w:t>
       </w:r>
     </w:p>
     <w:p>
@@ -3438,7 +3438,7 @@
         <w:pStyle w:val="Основнойтекстотчёта"/>
       </w:pPr>
       <w:r>
-        <w:t>Документ отражён в регламентированном учёте. Система сформировала Дт 50.02 Кт 91.01 на 2 700 руб., Дт 91.02 Кт 68.02 на 450 руб. и количественное списание одного стола Дт 91.02 Кт 43. Денежная оценка списания на момент проверки не заполнена: расчёт себестоимости ещё не выполнен.</w:t>
+        <w:t>Документ отражён в регламентированном учёте. Система сформировала Дт 50.02 Кт 91.01 на 2 700 руб., Дт 91.02 Кт 68.02 на 450 руб. и количественное списание одного стола Дт 91.02 Кт 43. На рисунке 27 зафиксировано состояние до расчёта: денежная оценка списания ещё не заполнена. Итоговая проводка со стоимостью приведена далее.</w:t>
       </w:r>
     </w:p>
     <w:p>
@@ -3486,7 +3486,7 @@
         <w:pStyle w:val="Подписьрисунка"/>
       </w:pPr>
       <w:r>
-        <w:t>Рисунок 27 – Проводки розничной реализации и предупреждение о себестоимости</w:t>
+        <w:t>Рисунок 27 – Проводки розничной реализации до расчёта себестоимости</w:t>
       </w:r>
     </w:p>
     <w:p>
@@ -3558,7 +3558,7 @@
         <w:pStyle w:val="Основнойтекстотчёта"/>
       </w:pPr>
       <w:r>
-        <w:t>Для транспортно-заготовительных расходов 5 600 руб. проведён документ распределения № 00000000001 от 31.01.2026. Аналитика указывает на приобретение сосновой доски № 0000-000002 от 22.01.2026, показатель распределения — количество товаров, отбор — «Доска сосновая». После проведения в списке статья получила состояние «Готово к распределению» в управленческом, бухгалтерском и налоговом учёте. Окончательное увеличение стоимости партии и суммы списания в продажах требуют расчёта себестоимости.</w:t>
+        <w:t>Для транспортно-заготовительных расходов 5 600 руб. проведён документ распределения № 00000000001 от 31.01.2026. Аналитика указывает на приобретение сосновой доски № 0000-000002 от 22.01.2026, показатель распределения — количество товаров, отбор — «Доска сосновая». После проведения статья была готова к распределению; окончательный результат проверен после расчёта себестоимости.</w:t>
       </w:r>
     </w:p>
     <w:p>
@@ -3662,7 +3662,7 @@
         <w:pStyle w:val="Основнойтекстотчёта"/>
       </w:pPr>
       <w:r>
-        <w:t>Для проверки денежной оценки запасов запущено предварительное закрытие января 2026 года. Расчёт себестоимости не выполнен: 1С показывает состояние «Расчёт невозможен» и пояснение «Не настроены все разделы учётной политики». На рисунке 31 приведено сообщение программы.</w:t>
+        <w:t>Первая попытка закрытия января была заблокирована: в организации отсутствовали разделы учётной политики (рисунки 31–32). Для учебной базы с января 2026 года заданы общий режим налогообложения, настройки НДС, бухгалтерская и финансовая учётная политика. В НСИ и администрировании для учёта себестоимости товаров указан месяц начала — январь 2026 года.</w:t>
       </w:r>
     </w:p>
     <w:p>
@@ -3710,16 +3710,7 @@
         <w:pStyle w:val="Подписьрисунка"/>
       </w:pPr>
       <w:r>
-        <w:t>Рисунок 31 – Сообщение 1С о невозможности расчёта за январь 2026 года</w:t>
-      </w:r>
-    </w:p>
-    <w:p>
-      <w:pPr>
-        <w:pStyle w:val="Основнойтекстотчёта"/>
-        <w:keepNext/>
-      </w:pPr>
-      <w:r>
-        <w:t>В карточке организации не заданы параметры налогообложения, финансового и бухгалтерского учёта (рисунок 32). Их значения не указаны в задании. После уточнения у преподавателя нужно заполнить учётную политику, повторить закрытие января и проверить себестоимость и стоимость остатков.</w:t>
+        <w:t>Рисунок 31 – Первоначальное сообщение о невозможности расчёта</w:t>
       </w:r>
     </w:p>
     <w:p>
@@ -3767,7 +3758,281 @@
         <w:pStyle w:val="Подписьрисунка"/>
       </w:pPr>
       <w:r>
-        <w:t>Рисунок 32 – Незаполненные параметры учётной политики учебной организации</w:t>
+        <w:t>Рисунок 32 – Первоначально незаполненные параметры учётной политики</w:t>
+      </w:r>
+    </w:p>
+    <w:p>
+      <w:pPr>
+        <w:pStyle w:val="Основнойтекстотчёта"/>
+      </w:pPr>
+      <w:r>
+        <w:t>После настройки выполнены операции закрытия января: расчёт сумм документов, курсовых разниц, распределение затрат и расчёт себестоимости. Программа перешла к последующим этапам; на рисунке 33 показано состояние рабочего места после выполнения расчёта. Статус транспортно-заготовительных расходов изменился на «Распределено» в управленческом, бухгалтерском и налоговом учёте (рисунок 34).</w:t>
+      </w:r>
+    </w:p>
+    <w:p>
+      <w:pPr>
+        <w:pStyle w:val="Иллюстрация"/>
+        <w:keepNext/>
+      </w:pPr>
+      <w:r>
+        <w:drawing>
+          <wp:inline xmlns:a="http://schemas.openxmlformats.org/drawingml/2006/main" xmlns:pic="http://schemas.openxmlformats.org/drawingml/2006/picture">
+            <wp:extent cx="5850000" cy="2719737"/>
+            <wp:docPr id="298370884" name="Picture 298370884"/>
+            <wp:cNvGraphicFramePr>
+              <a:graphicFrameLocks noChangeAspect="1"/>
+            </wp:cNvGraphicFramePr>
+            <a:graphic>
+              <a:graphicData uri="http://schemas.openxmlformats.org/drawingml/2006/picture">
+                <pic:pic>
+                  <pic:nvPicPr>
+                    <pic:cNvPr id="0" name="image.jpg"/>
+                    <pic:cNvPicPr/>
+                  </pic:nvPicPr>
+                  <pic:blipFill>
+                    <a:blip r:embed="rId49"/>
+                    <a:stretch>
+                      <a:fillRect/>
+                    </a:stretch>
+                  </pic:blipFill>
+                  <pic:spPr>
+                    <a:xfrm>
+                      <a:off x="0" y="0"/>
+                      <a:ext cx="5850000" cy="2719737"/>
+                    </a:xfrm>
+                    <a:prstGeom prst="rect"/>
+                  </pic:spPr>
+                </pic:pic>
+              </a:graphicData>
+            </a:graphic>
+          </wp:inline>
+        </w:drawing>
+      </w:r>
+    </w:p>
+    <w:p>
+      <w:pPr>
+        <w:pStyle w:val="Подписьрисунка"/>
+      </w:pPr>
+      <w:r>
+        <w:t>Рисунок 33 – Рабочее место закрытия месяца после расчёта себестоимости</w:t>
+      </w:r>
+    </w:p>
+    <w:p>
+      <w:pPr>
+        <w:pStyle w:val="Иллюстрация"/>
+        <w:keepNext/>
+      </w:pPr>
+      <w:r>
+        <w:drawing>
+          <wp:inline xmlns:a="http://schemas.openxmlformats.org/drawingml/2006/main" xmlns:pic="http://schemas.openxmlformats.org/drawingml/2006/picture">
+            <wp:extent cx="5850000" cy="1337143"/>
+            <wp:docPr id="298370885" name="Picture 298370885"/>
+            <wp:cNvGraphicFramePr>
+              <a:graphicFrameLocks noChangeAspect="1"/>
+            </wp:cNvGraphicFramePr>
+            <a:graphic>
+              <a:graphicData uri="http://schemas.openxmlformats.org/drawingml/2006/picture">
+                <pic:pic>
+                  <pic:nvPicPr>
+                    <pic:cNvPr id="0" name="image.jpg"/>
+                    <pic:cNvPicPr/>
+                  </pic:nvPicPr>
+                  <pic:blipFill>
+                    <a:blip r:embed="rId54"/>
+                    <a:stretch>
+                      <a:fillRect/>
+                    </a:stretch>
+                  </pic:blipFill>
+                  <pic:spPr>
+                    <a:xfrm>
+                      <a:off x="0" y="0"/>
+                      <a:ext cx="5850000" cy="1337143"/>
+                    </a:xfrm>
+                    <a:prstGeom prst="rect"/>
+                  </pic:spPr>
+                </pic:pic>
+              </a:graphicData>
+            </a:graphic>
+          </wp:inline>
+        </w:drawing>
+      </w:r>
+    </w:p>
+    <w:p>
+      <w:pPr>
+        <w:pStyle w:val="Подписьрисунка"/>
+      </w:pPr>
+      <w:r>
+        <w:t>Рисунок 34 – Распределение транспортно-заготовительных расходов в трёх видах учёта</w:t>
+      </w:r>
+    </w:p>
+    <w:p>
+      <w:pPr>
+        <w:pStyle w:val="Основнойтекстотчёта"/>
+      </w:pPr>
+      <w:r>
+        <w:t>После расчёта в реализации 50 шурупов сформирована проводка Дт 91.02 Кт 10.01 на 30 руб.; возврат сторнирует эту сумму на 30 руб. со знаком минус (рисунки 35–36). Таким образом, возврат восстановил количественный и стоимостный остаток шурупов.</w:t>
+      </w:r>
+    </w:p>
+    <w:p>
+      <w:pPr>
+        <w:pStyle w:val="Иллюстрация"/>
+        <w:keepNext/>
+      </w:pPr>
+      <w:r>
+        <w:drawing>
+          <wp:inline xmlns:a="http://schemas.openxmlformats.org/drawingml/2006/main" xmlns:pic="http://schemas.openxmlformats.org/drawingml/2006/picture">
+            <wp:extent cx="5850000" cy="2256429"/>
+            <wp:docPr id="298370886" name="Picture 298370886"/>
+            <wp:cNvGraphicFramePr>
+              <a:graphicFrameLocks noChangeAspect="1"/>
+            </wp:cNvGraphicFramePr>
+            <a:graphic>
+              <a:graphicData uri="http://schemas.openxmlformats.org/drawingml/2006/picture">
+                <pic:pic>
+                  <pic:nvPicPr>
+                    <pic:cNvPr id="0" name="image.jpg"/>
+                    <pic:cNvPicPr/>
+                  </pic:nvPicPr>
+                  <pic:blipFill>
+                    <a:blip r:embed="rId55"/>
+                    <a:stretch>
+                      <a:fillRect/>
+                    </a:stretch>
+                  </pic:blipFill>
+                  <pic:spPr>
+                    <a:xfrm>
+                      <a:off x="0" y="0"/>
+                      <a:ext cx="5850000" cy="2256429"/>
+                    </a:xfrm>
+                    <a:prstGeom prst="rect"/>
+                  </pic:spPr>
+                </pic:pic>
+              </a:graphicData>
+            </a:graphic>
+          </wp:inline>
+        </w:drawing>
+      </w:r>
+    </w:p>
+    <w:p>
+      <w:pPr>
+        <w:pStyle w:val="Подписьрисунка"/>
+      </w:pPr>
+      <w:r>
+        <w:t>Рисунок 35 – Себестоимость 50 проданных шурупов — 30 рублей</w:t>
+      </w:r>
+    </w:p>
+    <w:p>
+      <w:pPr>
+        <w:pStyle w:val="Иллюстрация"/>
+        <w:keepNext/>
+      </w:pPr>
+      <w:r>
+        <w:drawing>
+          <wp:inline xmlns:a="http://schemas.openxmlformats.org/drawingml/2006/main" xmlns:pic="http://schemas.openxmlformats.org/drawingml/2006/picture">
+            <wp:extent cx="5850000" cy="2548928"/>
+            <wp:docPr id="298370887" name="Picture 298370887"/>
+            <wp:cNvGraphicFramePr>
+              <a:graphicFrameLocks noChangeAspect="1"/>
+            </wp:cNvGraphicFramePr>
+            <a:graphic>
+              <a:graphicData uri="http://schemas.openxmlformats.org/drawingml/2006/picture">
+                <pic:pic>
+                  <pic:nvPicPr>
+                    <pic:cNvPr id="0" name="image.jpg"/>
+                    <pic:cNvPicPr/>
+                  </pic:nvPicPr>
+                  <pic:blipFill>
+                    <a:blip r:embed="rId56"/>
+                    <a:stretch>
+                      <a:fillRect/>
+                    </a:stretch>
+                  </pic:blipFill>
+                  <pic:spPr>
+                    <a:xfrm>
+                      <a:off x="0" y="0"/>
+                      <a:ext cx="5850000" cy="2548928"/>
+                    </a:xfrm>
+                    <a:prstGeom prst="rect"/>
+                  </pic:spPr>
+                </pic:pic>
+              </a:graphicData>
+            </a:graphic>
+          </wp:inline>
+        </w:drawing>
+      </w:r>
+    </w:p>
+    <w:p>
+      <w:pPr>
+        <w:pStyle w:val="Подписьрисунка"/>
+      </w:pPr>
+      <w:r>
+        <w:t>Рисунок 36 – Сторнирование себестоимости 50 возвращённых шурупов</w:t>
+      </w:r>
+    </w:p>
+    <w:p>
+      <w:pPr>
+        <w:pStyle w:val="Основнойтекстотчёта"/>
+        <w:keepLines/>
+      </w:pPr>
+      <w:r>
+        <w:t>В розничной продаже одного стола сформирована проводка Дт 91.02 Кт 43 на 6 300 руб. (рисунок 37). Выручка составляет 2 700 руб., в том числе НДС 450 руб.; выручка без НДС — 2 250 руб. По выбранным для учебного примера ценам продажа убыточна на 4 050 руб. до учёта прочих расходов.</w:t>
+      </w:r>
+    </w:p>
+    <w:p>
+      <w:pPr>
+        <w:pStyle w:val="Иллюстрация"/>
+        <w:keepNext/>
+      </w:pPr>
+      <w:r>
+        <w:drawing>
+          <wp:inline xmlns:a="http://schemas.openxmlformats.org/drawingml/2006/main" xmlns:pic="http://schemas.openxmlformats.org/drawingml/2006/picture">
+            <wp:extent cx="5850000" cy="2256429"/>
+            <wp:docPr id="298370888" name="Picture 298370888"/>
+            <wp:cNvGraphicFramePr>
+              <a:graphicFrameLocks noChangeAspect="1"/>
+            </wp:cNvGraphicFramePr>
+            <a:graphic>
+              <a:graphicData uri="http://schemas.openxmlformats.org/drawingml/2006/picture">
+                <pic:pic>
+                  <pic:nvPicPr>
+                    <pic:cNvPr id="0" name="image.jpg"/>
+                    <pic:cNvPicPr/>
+                  </pic:nvPicPr>
+                  <pic:blipFill>
+                    <a:blip r:embed="rId57"/>
+                    <a:stretch>
+                      <a:fillRect/>
+                    </a:stretch>
+                  </pic:blipFill>
+                  <pic:spPr>
+                    <a:xfrm>
+                      <a:off x="0" y="0"/>
+                      <a:ext cx="5850000" cy="2256429"/>
+                    </a:xfrm>
+                    <a:prstGeom prst="rect"/>
+                  </pic:spPr>
+                </pic:pic>
+              </a:graphicData>
+            </a:graphic>
+          </wp:inline>
+        </w:drawing>
+      </w:r>
+    </w:p>
+    <w:p>
+      <w:pPr>
+        <w:pStyle w:val="Подписьрисунка"/>
+      </w:pPr>
+      <w:r>
+        <w:t>Рисунок 37 – Рассчитанная себестоимость проданного стола — 6 300 рублей</w:t>
+      </w:r>
+    </w:p>
+    <w:p>
+      <w:pPr>
+        <w:pStyle w:val="Основнойтекстотчёта"/>
+        <w:keepLines/>
+      </w:pPr>
+      <w:r>
+        <w:t>Полное закрытие месяца остаётся с невыполненными операциями по статье «Услуги связи» подразделения «Отдел закупок»: 1С сообщает, что для неё не заполнена база распределения по партиям. Эта отдельная статья не относится к доставке и продаже товаров, рассмотренным в работе; её настройка требует уточнения основания расхода. Расчёт себестоимости товаров и распределение транспортно-заготовительных расходов уже выполнены.</w:t>
       </w:r>
     </w:p>
     <w:p>
@@ -3783,7 +4048,7 @@
         <w:pStyle w:val="Основнойтекстотчёта"/>
       </w:pPr>
       <w:r>
-        <w:t>В учебной базе оформлены поступления материалов и столов, доставка, возвраты поставщикам, оптовая реализация и возврат от клиента, отдельная партия для розницы, установка цены, межскладское перемещение, касса ККМ и розничная продажа. Документ распределения доставки проведён, количественные остатки подтверждены ведомостью. Расчёт себестоимости остановлен из-за отсутствующих параметров учётной политики организации. Поэтому денежные суммы списания товаров и итоговая оценка запасов пока не подтверждены.</w:t>
+        <w:t>В учебной базе оформлены поступления материалов и столов, доставка, возвраты поставщикам, оптовая реализация и возврат от клиента, отдельная партия для розницы, установка цены, межскладское перемещение, касса ККМ и розничная продажа. Количественные остатки подтверждены ведомостью. После настройки учётной политики за январь рассчитана себестоимость товаров: списание 50 шурупов составило 30 руб. и сторнировано возвратом, списание одного стола — 6 300 руб.; транспортно-заготовительные расходы 5 600 руб. распределены в трёх видах учёта. Полное закрытие месяца требует отдельно настроить базу распределения для статьи «Услуги связи».</w:t>
       </w:r>
     </w:p>
     <w:sectPr>
